--- a/docs/mu-Clid User Manual.docx
+++ b/docs/mu-Clid User Manual.docx
@@ -1865,7 +1865,7 @@
         </w:numPr>
       </w:pPr>
       <w:r>
-        <w:t xml:space="preserve">Echo -- Time, Feedback, Spread, Mix (no BPM sync; use the Delay slot for synced repeats)</w:t>
+        <w:t>Echo -- Time, Feedback, Spread, Mix. Supports both free (millisecond) and tempo-sync modes -- note value (1/32, 1/16, 1/8, 1/4) with dotted/triplet modifiers and a repeat count -- identical controls to the Delay slot.</w:t>
       </w:r>
     </w:p>
     <w:p>

--- a/docs/mu-Clid User Manual.docx
+++ b/docs/mu-Clid User Manual.docx
@@ -1214,7 +1214,7 @@
         <w:pStyle w:val="Normal"/>
       </w:pPr>
       <w:r>
-        <w:t xml:space="preserve">A character distortion or bitcrusher insert placed after the filter and before the amp envelope.</w:t>
+        <w:t>A character insert placed in the voice chain after the filter and before the amp envelope. Nine algorithms are available, selected from the Character dropdown.</w:t>
       </w:r>
     </w:p>
     <w:p>
@@ -1292,29 +1292,53 @@
     </w:p>
     <w:p>
       <w:pPr>
-        <w:pStyle w:val="Normal"/>
-      </w:pPr>
-    </w:p>
-    <w:p>
-      <w:pPr>
-        <w:pStyle w:val="Normal"/>
-      </w:pPr>
-      <w:r>
-        <w:t xml:space="preserve">Drive (0-100%) sets how hard the input is pushed. Output (-24 to 0 dB) trims the level after the waveshaper. LPF rolls off high-frequency content from the driven signal.</w:t>
-      </w:r>
-    </w:p>
-    <w:p>
-      <w:pPr>
-        <w:pStyle w:val="Normal"/>
-      </w:pPr>
-    </w:p>
-    <w:p>
-      <w:pPr>
-        <w:pStyle w:val="Normal"/>
-      </w:pPr>
-      <w:r>
-        <w:t xml:space="preserve">In Bitcrusher mode the knob labels change: the second knob shows Bits (1-16 bit depth) and the third shows Rate (100 Hz to 48 kHz target sample rate). Setting Drive to 0% leaves the signal unchanged regardless of Character.</w:t>
-      </w:r>
+        <w:pStyle w:val="ListParagraph"/>
+      </w:pPr>
+      <w:r>
+        <w:t>Clipper -- hard ceiling clip. Controls: Threshold (ceiling level), Output (post-clip trim), LPF.</w:t>
+      </w:r>
+    </w:p>
+    <w:p>
+      <w:pPr>
+        <w:pStyle w:val="ListParagraph"/>
+      </w:pPr>
+      <w:r>
+        <w:t>3-Band EQ -- three-band parametric equaliser. Controls: Low (low-shelf gain -18 to +18 dB), High (high-shelf gain), Mid (mid-peak gain), Mid Hz (peak frequency 200-8000 Hz).</w:t>
+      </w:r>
+    </w:p>
+    <w:p>
+      <w:pPr>
+        <w:pStyle w:val="ListParagraph"/>
+      </w:pPr>
+      <w:r>
+        <w:t>Compressor -- 4:1 ratio peak-follower dynamics. Controls: Threshold (0-100%), Output (makeup gain), Attack (0-200 ms), Release (1-2000 ms).</w:t>
+      </w:r>
+    </w:p>
+    <w:p>
+      <w:pPr>
+        <w:pStyle w:val="ListParagraph"/>
+      </w:pPr>
+      <w:r>
+        <w:t>Limiter -- brickwall 100:1 peak limiter. Controls: Threshold (ceiling level), Output (makeup gain), Attack, Release.</w:t>
+      </w:r>
+    </w:p>
+    <w:p>
+      <w:pPr>
+        <w:pStyle w:val="Normal"/>
+      </w:pPr>
+    </w:p>
+    <w:p>
+      <w:pPr>
+        <w:pStyle w:val="Normal"/>
+      </w:pPr>
+      <w:r>
+        <w:t>The knob labels and roles change with the selected algorithm. In distortion modes (Soft / Hard / Fold / Clipper): Drive sets input gain, Output trims the result, and LPF rolls off high-frequency content. In Bitcrusher mode: the second knob shows Bits (1-16 bit depth) and the third shows Rate (100 Hz to 48 kHz). In 3-Band EQ mode: Low shelf gain, High shelf gain, Mid peak gain, and Mid Hz frequency (200-8000 Hz). In Compressor / Limiter mode: Threshold, Output, Attack, and Release.</w:t>
+      </w:r>
+    </w:p>
+    <w:p>
+      <w:pPr>
+        <w:pStyle w:val="Normal"/>
+      </w:pPr>
     </w:p>
     <w:p>
       <w:pPr>
@@ -1412,18 +1436,6 @@
         </w:numPr>
       </w:pPr>
       <w:r>
-        <w:t xml:space="preserve">Internal / CC -- Internal uses the plugin's own LFO; CC reads an incoming MIDI CC</w:t>
-      </w:r>
-    </w:p>
-    <w:p>
-      <w:pPr>
-        <w:pStyle w:val="ListParagraph"/>
-        <w:numPr>
-          <w:ilvl w:val="0"/>
-          <w:numId w:val="1"/>
-        </w:numPr>
-      </w:pPr>
-      <w:r>
         <w:t xml:space="preserve">Loop Length -- note value and multiplier (e.g. 1/4 x 4 gives one bar)</w:t>
       </w:r>
     </w:p>
@@ -1477,6 +1489,22 @@
     </w:p>
     <w:p>
       <w:pPr>
+        <w:pStyle w:val="ListParagraph"/>
+      </w:pPr>
+      <w:r>
+        <w:t>Live modulation arc -- when a modulator targets a knob, a secondary animated arc appears around that knob tracking the current modulated value in real time. The arc sweeps from the knob's static set-point toward the modulated value, showing the signed offset.</w:t>
+      </w:r>
+    </w:p>
+    <w:p>
+      <w:pPr>
+        <w:pStyle w:val="ListParagraph"/>
+      </w:pPr>
+      <w:r>
+        <w:t>Grouped destination list -- the destination dropdown organises targets into labelled sections (Euclid A, Euclid B, Euclid C, Pitch, Filter, Amp, Insert) matching the VoiceSection column layout. Pitch has three independent destinations: Octave (±4 oct), Semitone (±12 semitones), and Fine (±100 cents).</w:t>
+      </w:r>
+    </w:p>
+    <w:p>
+      <w:pPr>
         <w:pStyle w:val="Normal"/>
       </w:pPr>
     </w:p>
@@ -1999,7 +2027,7 @@
         <w:pStyle w:val="Normal"/>
       </w:pPr>
       <w:r>
-        <w:t xml:space="preserve">.muRhyth files store a single rhythm. Use the Load and Save buttons in the Rhythm Panel header to save or load the current rhythm on its own. The format is the same as a single rhythm within a .muclid file.</w:t>
+        <w:t>.muRhyth files store a single rhythm. Click Save in the Rhythm Panel header to open the Save Rhythm dialog: type a name, optionally tick “Embed sample in file” to bundle the sample audio into the file (making the preset fully self-contained), then click Save. The file is written to your Rhythms content folder. Click Load to browse and restore a saved rhythm.</w:t>
       </w:r>
     </w:p>
     <w:p>

--- a/docs/mu-Clid User Manual.docx
+++ b/docs/mu-Clid User Manual.docx
@@ -38,6 +38,7 @@
         <w:pStyle w:val="Heading1"/>
       </w:pPr>
       <w:r>
+        <w:lastRenderedPageBreak/>
         <w:t>1. Introduction</w:t>
       </w:r>
     </w:p>
@@ -389,7 +390,7 @@
     </w:p>
     <w:p>
       <w:r>
-        <w:t>Shows the rhythm name (double-click to rename), Mute and Solo buttons, and a Delete button. A coloured accent strip on the left identifies the rhythm.</w:t>
+        <w:t>Shows the rhythm name (double-click to rename), Mute and Solo buttons, a Delete button, and a rhythm-preset dropdown that lists .muRhyth files from your Rhythms folder. Selecting a preset loads it into the current rhythm slot immediately (or stages a hot-swap during playback). A coloured accent strip on the left identifies the rhythm.</w:t>
       </w:r>
     </w:p>
     <w:p>
@@ -779,7 +780,15 @@
         <w:pStyle w:val="ListBullet"/>
       </w:pPr>
       <w:r>
-        <w:t>Comb — feedback comb with resonant peaks at multiples of cutoff</w:t>
+        <w:t>Comb + — positive-feedback comb with resonant peaks at multiples of cutoff</w:t>
+      </w:r>
+    </w:p>
+    <w:p>
+      <w:pPr>
+        <w:pStyle w:val="ListBullet"/>
+      </w:pPr>
+      <w:r>
+        <w:t>Comb − — negative-feedback comb; peaks at odd multiples, Karplus-Strong plucked-string character</w:t>
       </w:r>
     </w:p>
     <w:p>
@@ -839,7 +848,7 @@
         <w:pStyle w:val="ListBullet"/>
       </w:pPr>
       <w:r>
-        <w:t>3-Band EQ — low shelf, mid peak, high shelf</w:t>
+        <w:t>3-Band EQ — low shelf, mid peak with adjustable centre frequency, and high shelf</w:t>
       </w:r>
     </w:p>
     <w:p>
@@ -916,7 +925,7 @@
     </w:p>
     <w:p>
       <w:r>
-        <w:t>Three controls (Drive, Output, Tone) re-label themselves to match the algorithm — for example in Bitcrusher mode they become Drive, Bits, and Rate.</w:t>
+        <w:t>Four controls (Drive, Output, Dither, Tone) re-label themselves to match the algorithm — for example in Bitcrusher mode they become Drive (bit depth), Rate (sample rate), Dither, and Tone (LP filter cutoff). In 3-Band EQ mode they become Low, Mid Gain, Mid Hz, and High. A Gain Reduction arc sweeps anti-clockwise over the Output knob when Compressor or Limiter is active.</w:t>
       </w:r>
     </w:p>
     <w:p>
@@ -1011,7 +1020,15 @@
         <w:pStyle w:val="ListBullet"/>
       </w:pPr>
       <w:r>
-        <w:t>A target list with one row per assignment — each row has a destination dropdown and a bipolar depth bar</w:t>
+        <w:t>A target list with one row per assignment — each row shows a row number, a destination dropdown, a bipolar depth bar, and a source-side curve knob (drag to shape the modulation response: positive values are exponential, negative are logarithmic)</w:t>
+      </w:r>
+    </w:p>
+    <w:p>
+      <w:pPr>
+        <w:pStyle w:val="ListBullet"/>
+      </w:pPr>
+      <w:r>
+        <w:t>Pager arrows and a counter appear above the Add Target button when there are more assignments than fit on screen</w:t>
       </w:r>
     </w:p>
     <w:p>
@@ -1071,6 +1088,51 @@
         <w:pStyle w:val="Heading2"/>
       </w:pPr>
       <w:r>
+        <w:t>Meter Mode</w:t>
+      </w:r>
+    </w:p>
+    <w:p>
+      <w:r>
+        <w:t>A SegmentControl at the top of the mixer selects the metering standard applied to every channel, return, and master meter:</w:t>
+      </w:r>
+    </w:p>
+    <w:p>
+      <w:pPr>
+        <w:pStyle w:val="ListBullet"/>
+      </w:pPr>
+      <w:r>
+        <w:t>Peak — instant attack with peak hold and clip LED. Useful for catching transients.</w:t>
+      </w:r>
+    </w:p>
+    <w:p>
+      <w:pPr>
+        <w:pStyle w:val="ListBullet"/>
+      </w:pPr>
+      <w:r>
+        <w:t>VU — 300 ms RMS ballistics matching the classic VU convention. 0 VU is marked at −18 dBFS.</w:t>
+      </w:r>
+    </w:p>
+    <w:p>
+      <w:pPr>
+        <w:pStyle w:val="ListBullet"/>
+      </w:pPr>
+      <w:r>
+        <w:t>K-12 — K-system reference at −12 dBFS. Colour zones shift: green below 0 K, yellow to +4 K, red above.</w:t>
+      </w:r>
+    </w:p>
+    <w:p>
+      <w:pPr>
+        <w:pStyle w:val="ListBullet"/>
+      </w:pPr>
+      <w:r>
+        <w:t>K-14 — K-system reference at −14 dBFS. Headroom reduced; suited to dynamics-heavy material.</w:t>
+      </w:r>
+    </w:p>
+    <w:p>
+      <w:pPr>
+        <w:pStyle w:val="Heading2"/>
+      </w:pPr>
+      <w:r>
         <w:t>Channel Strips</w:t>
       </w:r>
     </w:p>
@@ -1403,6 +1465,11 @@
       </w:r>
     </w:p>
     <w:p>
+      <w:r>
+        <w:t>To load a rhythm preset, use the dropdown in the Rhythm Panel header (labelled 'rhythm preset…'). The dropdown lists all .muRhyth files in your Rhythms folder alphabetically. Selecting one loads it immediately, or stages a hot-swap if playback is running. Right-clicking an item offers Load and Delete options.</w:t>
+      </w:r>
+    </w:p>
+    <w:p>
       <w:pPr>
         <w:pStyle w:val="Heading2"/>
       </w:pPr>
@@ -1659,7 +1726,7 @@
         <w:pStyle w:val="ListBullet"/>
       </w:pPr>
       <w:r>
-        <w:t>Filter types: 15 (LP / HP / BP at 6, 12, and 24 dB per octave; Notch 12/24; AP 12; Comb; Peak; Lo Shelf; Hi Shelf)</w:t>
+        <w:t>Filter types: 16 (LP / HP / BP at 6, 12, and 24 dB per octave; Notch 12/24; AP 12; Comb + / Comb −; Peak; Lo Shelf; Hi Shelf)</w:t>
       </w:r>
     </w:p>
     <w:p>
@@ -1746,7 +1813,7 @@
   <w:abstractNum w:abstractNumId="0" w15:restartNumberingAfterBreak="0">
     <w:nsid w:val="FFFFFF89"/>
     <w:multiLevelType w:val="singleLevel"/>
-    <w:tmpl w:val="415CD446"/>
+    <w:tmpl w:val="4976CAD2"/>
     <w:lvl w:ilvl="0">
       <w:start w:val="1"/>
       <w:numFmt w:val="bullet"/>
@@ -1764,7 +1831,7 @@
       </w:rPr>
     </w:lvl>
   </w:abstractNum>
-  <w:num w:numId="1" w16cid:durableId="354573518">
+  <w:num w:numId="1" w16cid:durableId="4870813">
     <w:abstractNumId w:val="0"/>
   </w:num>
 </w:numbering>
@@ -2178,7 +2245,7 @@
     <w:link w:val="Heading1Char"/>
     <w:uiPriority w:val="9"/>
     <w:qFormat/>
-    <w:rsid w:val="00BB4880"/>
+    <w:rsid w:val="00681251"/>
     <w:pPr>
       <w:keepNext/>
       <w:keepLines/>
@@ -2200,7 +2267,7 @@
     <w:uiPriority w:val="9"/>
     <w:unhideWhenUsed/>
     <w:qFormat/>
-    <w:rsid w:val="00BB4880"/>
+    <w:rsid w:val="00681251"/>
     <w:pPr>
       <w:keepNext/>
       <w:keepLines/>
@@ -2223,7 +2290,7 @@
     <w:semiHidden/>
     <w:unhideWhenUsed/>
     <w:qFormat/>
-    <w:rsid w:val="00BB4880"/>
+    <w:rsid w:val="00681251"/>
     <w:pPr>
       <w:keepNext/>
       <w:keepLines/>
@@ -2246,7 +2313,7 @@
     <w:semiHidden/>
     <w:unhideWhenUsed/>
     <w:qFormat/>
-    <w:rsid w:val="00BB4880"/>
+    <w:rsid w:val="00681251"/>
     <w:pPr>
       <w:keepNext/>
       <w:keepLines/>
@@ -2269,7 +2336,7 @@
     <w:semiHidden/>
     <w:unhideWhenUsed/>
     <w:qFormat/>
-    <w:rsid w:val="00BB4880"/>
+    <w:rsid w:val="00681251"/>
     <w:pPr>
       <w:keepNext/>
       <w:keepLines/>
@@ -2290,7 +2357,7 @@
     <w:semiHidden/>
     <w:unhideWhenUsed/>
     <w:qFormat/>
-    <w:rsid w:val="00BB4880"/>
+    <w:rsid w:val="00681251"/>
     <w:pPr>
       <w:keepNext/>
       <w:keepLines/>
@@ -2313,7 +2380,7 @@
     <w:semiHidden/>
     <w:unhideWhenUsed/>
     <w:qFormat/>
-    <w:rsid w:val="00BB4880"/>
+    <w:rsid w:val="00681251"/>
     <w:pPr>
       <w:keepNext/>
       <w:keepLines/>
@@ -2334,7 +2401,7 @@
     <w:semiHidden/>
     <w:unhideWhenUsed/>
     <w:qFormat/>
-    <w:rsid w:val="00BB4880"/>
+    <w:rsid w:val="00681251"/>
     <w:pPr>
       <w:keepNext/>
       <w:keepLines/>
@@ -2357,7 +2424,7 @@
     <w:semiHidden/>
     <w:unhideWhenUsed/>
     <w:qFormat/>
-    <w:rsid w:val="00BB4880"/>
+    <w:rsid w:val="00681251"/>
     <w:pPr>
       <w:keepNext/>
       <w:keepLines/>
@@ -2401,7 +2468,7 @@
     <w:basedOn w:val="DefaultParagraphFont"/>
     <w:link w:val="Heading1"/>
     <w:uiPriority w:val="9"/>
-    <w:rsid w:val="00BB4880"/>
+    <w:rsid w:val="00681251"/>
     <w:rPr>
       <w:rFonts w:asciiTheme="majorHAnsi" w:eastAsiaTheme="majorEastAsia" w:hAnsiTheme="majorHAnsi" w:cstheme="majorBidi"/>
       <w:color w:val="0F4761" w:themeColor="accent1" w:themeShade="BF"/>
@@ -2414,7 +2481,7 @@
     <w:basedOn w:val="DefaultParagraphFont"/>
     <w:link w:val="Heading2"/>
     <w:uiPriority w:val="9"/>
-    <w:rsid w:val="00BB4880"/>
+    <w:rsid w:val="00681251"/>
     <w:rPr>
       <w:rFonts w:asciiTheme="majorHAnsi" w:eastAsiaTheme="majorEastAsia" w:hAnsiTheme="majorHAnsi" w:cstheme="majorBidi"/>
       <w:color w:val="0F4761" w:themeColor="accent1" w:themeShade="BF"/>
@@ -2428,7 +2495,7 @@
     <w:link w:val="Heading3"/>
     <w:uiPriority w:val="9"/>
     <w:semiHidden/>
-    <w:rsid w:val="00BB4880"/>
+    <w:rsid w:val="00681251"/>
     <w:rPr>
       <w:rFonts w:eastAsiaTheme="majorEastAsia" w:cstheme="majorBidi"/>
       <w:color w:val="0F4761" w:themeColor="accent1" w:themeShade="BF"/>
@@ -2442,7 +2509,7 @@
     <w:link w:val="Heading4"/>
     <w:uiPriority w:val="9"/>
     <w:semiHidden/>
-    <w:rsid w:val="00BB4880"/>
+    <w:rsid w:val="00681251"/>
     <w:rPr>
       <w:rFonts w:eastAsiaTheme="majorEastAsia" w:cstheme="majorBidi"/>
       <w:i/>
@@ -2456,7 +2523,7 @@
     <w:link w:val="Heading5"/>
     <w:uiPriority w:val="9"/>
     <w:semiHidden/>
-    <w:rsid w:val="00BB4880"/>
+    <w:rsid w:val="00681251"/>
     <w:rPr>
       <w:rFonts w:eastAsiaTheme="majorEastAsia" w:cstheme="majorBidi"/>
       <w:color w:val="0F4761" w:themeColor="accent1" w:themeShade="BF"/>
@@ -2468,7 +2535,7 @@
     <w:link w:val="Heading6"/>
     <w:uiPriority w:val="9"/>
     <w:semiHidden/>
-    <w:rsid w:val="00BB4880"/>
+    <w:rsid w:val="00681251"/>
     <w:rPr>
       <w:rFonts w:eastAsiaTheme="majorEastAsia" w:cstheme="majorBidi"/>
       <w:i/>
@@ -2482,7 +2549,7 @@
     <w:link w:val="Heading7"/>
     <w:uiPriority w:val="9"/>
     <w:semiHidden/>
-    <w:rsid w:val="00BB4880"/>
+    <w:rsid w:val="00681251"/>
     <w:rPr>
       <w:rFonts w:eastAsiaTheme="majorEastAsia" w:cstheme="majorBidi"/>
       <w:color w:val="595959" w:themeColor="text1" w:themeTint="A6"/>
@@ -2494,7 +2561,7 @@
     <w:link w:val="Heading8"/>
     <w:uiPriority w:val="9"/>
     <w:semiHidden/>
-    <w:rsid w:val="00BB4880"/>
+    <w:rsid w:val="00681251"/>
     <w:rPr>
       <w:rFonts w:eastAsiaTheme="majorEastAsia" w:cstheme="majorBidi"/>
       <w:i/>
@@ -2508,7 +2575,7 @@
     <w:link w:val="Heading9"/>
     <w:uiPriority w:val="9"/>
     <w:semiHidden/>
-    <w:rsid w:val="00BB4880"/>
+    <w:rsid w:val="00681251"/>
     <w:rPr>
       <w:rFonts w:eastAsiaTheme="majorEastAsia" w:cstheme="majorBidi"/>
       <w:color w:val="272727" w:themeColor="text1" w:themeTint="D8"/>
@@ -2521,7 +2588,7 @@
     <w:link w:val="TitleChar"/>
     <w:uiPriority w:val="10"/>
     <w:qFormat/>
-    <w:rsid w:val="00BB4880"/>
+    <w:rsid w:val="00681251"/>
     <w:pPr>
       <w:spacing w:after="80" w:line="240" w:lineRule="auto"/>
       <w:contextualSpacing/>
@@ -2539,7 +2606,7 @@
     <w:basedOn w:val="DefaultParagraphFont"/>
     <w:link w:val="Title"/>
     <w:uiPriority w:val="10"/>
-    <w:rsid w:val="00BB4880"/>
+    <w:rsid w:val="00681251"/>
     <w:rPr>
       <w:rFonts w:asciiTheme="majorHAnsi" w:eastAsiaTheme="majorEastAsia" w:hAnsiTheme="majorHAnsi" w:cstheme="majorBidi"/>
       <w:spacing w:val="-10"/>
@@ -2555,7 +2622,7 @@
     <w:link w:val="SubtitleChar"/>
     <w:uiPriority w:val="11"/>
     <w:qFormat/>
-    <w:rsid w:val="00BB4880"/>
+    <w:rsid w:val="00681251"/>
     <w:pPr>
       <w:numPr>
         <w:ilvl w:val="1"/>
@@ -2574,7 +2641,7 @@
     <w:basedOn w:val="DefaultParagraphFont"/>
     <w:link w:val="Subtitle"/>
     <w:uiPriority w:val="11"/>
-    <w:rsid w:val="00BB4880"/>
+    <w:rsid w:val="00681251"/>
     <w:rPr>
       <w:rFonts w:eastAsiaTheme="majorEastAsia" w:cstheme="majorBidi"/>
       <w:color w:val="595959" w:themeColor="text1" w:themeTint="A6"/>
@@ -2590,7 +2657,7 @@
     <w:link w:val="QuoteChar"/>
     <w:uiPriority w:val="29"/>
     <w:qFormat/>
-    <w:rsid w:val="00BB4880"/>
+    <w:rsid w:val="00681251"/>
     <w:pPr>
       <w:spacing w:before="160"/>
       <w:jc w:val="center"/>
@@ -2606,7 +2673,7 @@
     <w:basedOn w:val="DefaultParagraphFont"/>
     <w:link w:val="Quote"/>
     <w:uiPriority w:val="29"/>
-    <w:rsid w:val="00BB4880"/>
+    <w:rsid w:val="00681251"/>
     <w:rPr>
       <w:i/>
       <w:iCs/>
@@ -2618,7 +2685,7 @@
     <w:basedOn w:val="Normal"/>
     <w:uiPriority w:val="34"/>
     <w:qFormat/>
-    <w:rsid w:val="00BB4880"/>
+    <w:rsid w:val="00681251"/>
     <w:pPr>
       <w:ind w:left="720"/>
       <w:contextualSpacing/>
@@ -2629,7 +2696,7 @@
     <w:basedOn w:val="DefaultParagraphFont"/>
     <w:uiPriority w:val="21"/>
     <w:qFormat/>
-    <w:rsid w:val="00BB4880"/>
+    <w:rsid w:val="00681251"/>
     <w:rPr>
       <w:i/>
       <w:iCs/>
@@ -2643,7 +2710,7 @@
     <w:link w:val="IntenseQuoteChar"/>
     <w:uiPriority w:val="30"/>
     <w:qFormat/>
-    <w:rsid w:val="00BB4880"/>
+    <w:rsid w:val="00681251"/>
     <w:pPr>
       <w:pBdr>
         <w:top w:val="single" w:sz="4" w:space="10" w:color="0F4761" w:themeColor="accent1" w:themeShade="BF"/>
@@ -2664,7 +2731,7 @@
     <w:basedOn w:val="DefaultParagraphFont"/>
     <w:link w:val="IntenseQuote"/>
     <w:uiPriority w:val="30"/>
-    <w:rsid w:val="00BB4880"/>
+    <w:rsid w:val="00681251"/>
     <w:rPr>
       <w:i/>
       <w:iCs/>
@@ -2676,7 +2743,7 @@
     <w:basedOn w:val="DefaultParagraphFont"/>
     <w:uiPriority w:val="32"/>
     <w:qFormat/>
-    <w:rsid w:val="00BB4880"/>
+    <w:rsid w:val="00681251"/>
     <w:rPr>
       <w:b/>
       <w:bCs/>
@@ -2690,7 +2757,7 @@
     <w:basedOn w:val="Normal"/>
     <w:uiPriority w:val="99"/>
     <w:unhideWhenUsed/>
-    <w:rsid w:val="00BB4880"/>
+    <w:rsid w:val="00681251"/>
     <w:pPr>
       <w:numPr>
         <w:numId w:val="1"/>

--- a/docs/mu-Clid User Manual.docx
+++ b/docs/mu-Clid User Manual.docx
@@ -38,7 +38,6 @@
         <w:pStyle w:val="Heading1"/>
       </w:pPr>
       <w:r>
-        <w:lastRenderedPageBreak/>
         <w:t>1. Introduction</w:t>
       </w:r>
     </w:p>
@@ -622,7 +621,7 @@
     </w:p>
     <w:p>
       <w:r>
-        <w:t>Five-pill selector between rows A and B. Sets how the two patterns combine:</w:t>
+        <w:t>Pill selector between rows A and B. The LEG toggle on the left controls Pattern Legato (see below). To its right, five logic pills set how the A and B patterns combine:</w:t>
       </w:r>
     </w:p>
     <w:p>
@@ -663,6 +662,19 @@
       </w:pPr>
       <w:r>
         <w:t>B Only — only B fires; A is ignored</w:t>
+      </w:r>
+    </w:p>
+    <w:p>
+      <w:pPr>
+        <w:pStyle w:val="Heading2"/>
+      </w:pPr>
+      <w:r>
+        <w:t>Pattern Legato (LEG)</w:t>
+      </w:r>
+    </w:p>
+    <w:p>
+      <w:r>
+        <w:t>The LEG pill on the Logic Bar toggles Pattern Legato for the whole rhythm. When OFF (default) every hit retriggers the pitch, filter, and amp envelopes from zero — the right behaviour for percussion. When ON, hits that follow immediately after another hit (no silent step between them) skip the envelope retrigger — the envelopes ride through the tied notes. This produces the smooth legato attack you expect from sustained pad or synth material, and is the recommended mode whenever a pattern has runs of consecutive hits and the sample is long enough that the retrigger would feel choppy.</w:t>
       </w:r>
     </w:p>
     <w:p>
@@ -814,7 +826,7 @@
     </w:p>
     <w:p>
       <w:r>
-        <w:t>Configuration: Level (0 to 2 linear), Accent (0 to +12 dB extra gain on accented steps), and three FX send knobs (Effect, Delay, Reverb).</w:t>
+        <w:t>Configuration: Level (-60 to +6 dB; -inf at minimum), Accent (0 to +12 dB extra gain on accented steps), and three FX send knobs (Effect, Delay, Reverb).</w:t>
       </w:r>
     </w:p>
     <w:p>
@@ -832,7 +844,7 @@
     </w:p>
     <w:p>
       <w:r>
-        <w:t>A per-voice character insert placed after the filter and before the amp envelope. Available algorithms (alphabetical in the dropdown after None):</w:t>
+        <w:t>A per-voice character insert placed in the voice chain after the amp envelope, so feedback-based algorithms (Karplus, Vocoder) can ring on past the envelope's release from their own internal state — a sustained Karplus pluck will continue after a short envelope decay. Available algorithms (alphabetical in the dropdown after None):</w:t>
       </w:r>
     </w:p>
     <w:p>
@@ -896,6 +908,14 @@
         <w:pStyle w:val="ListBullet"/>
       </w:pPr>
       <w:r>
+        <w:t>Karplus — physical-modelling plucked-string synthesiser; samples excite the K-S delay line</w:t>
+      </w:r>
+    </w:p>
+    <w:p>
+      <w:pPr>
+        <w:pStyle w:val="ListBullet"/>
+      </w:pPr>
+      <w:r>
         <w:t>Limiter — brick-wall limiting (100:1 ratio)</w:t>
       </w:r>
     </w:p>
@@ -924,8 +944,50 @@
       </w:r>
     </w:p>
     <w:p>
-      <w:r>
-        <w:t>Four controls (Drive, Output, Dither, Tone) re-label themselves to match the algorithm — for example in Bitcrusher mode they become Drive (bit depth), Rate (sample rate), Dither, and Tone (LP filter cutoff). In 3-Band EQ mode they become Low, Mid Gain, Mid Hz, and High. A Gain Reduction arc sweeps anti-clockwise over the Output knob when Compressor or Limiter is active.</w:t>
+      <w:pPr>
+        <w:pStyle w:val="ListBullet"/>
+      </w:pPr>
+      <w:r>
+        <w:t>Vocoder — voice/carrier vocoder with internal pitched carrier; 20 analysis bands</w:t>
+      </w:r>
+    </w:p>
+    <w:p>
+      <w:pPr>
+        <w:pStyle w:val="ListBullet"/>
+      </w:pPr>
+      <w:r>
+        <w:t>Vocoder St — stereo Vocoder; independent analysis on left/right channels for preserved width</w:t>
+      </w:r>
+    </w:p>
+    <w:p>
+      <w:r>
+        <w:t>Each algorithm exposes four slot knobs that take on algorithm-specific meanings. For example in Bitcrusher mode the slots are Bits, Rate, Dither, and LPF; in 3-Band EQ mode they are Low, Mid, Mid Hz, and High; in Karplus mode they are Note, Octave, Feedback, and LPF. The knob labels update automatically when you switch algorithm. A Gain Reduction arc sweeps anti-clockwise over the Output knob when Compressor or Limiter is active.</w:t>
+      </w:r>
+    </w:p>
+    <w:p>
+      <w:pPr>
+        <w:pStyle w:val="Heading3"/>
+      </w:pPr>
+      <w:r>
+        <w:t>Karplus</w:t>
+      </w:r>
+    </w:p>
+    <w:p>
+      <w:r>
+        <w:t>Karplus excites an internal delay-line resonator with the incoming sample audio, producing the characteristic decaying pluck of a string. Note and Octave set the pitch (C1 to B4); Feedback sets the decay time (above 95 percent the string rings for several seconds; at 100 percent it is effectively infinite); LPF darkens the feedback path to produce a softer, faster-decaying tone. Because the resonator's feedback is independent of the amp envelope, the pluck rings naturally past short decays — pair a 300 ms amp decay with 80 percent feedback for percussive plucks that bloom into sustained tones.</w:t>
+      </w:r>
+    </w:p>
+    <w:p>
+      <w:pPr>
+        <w:pStyle w:val="Heading3"/>
+      </w:pPr>
+      <w:r>
+        <w:t>Vocoder and Vocoder Stereo</w:t>
+      </w:r>
+    </w:p>
+    <w:p>
+      <w:r>
+        <w:t>Vocoder analyses the incoming sample as a modulator signal and shapes a pitched internal carrier with the resulting spectral envelope across 20 bands. The Wave knob picks the carrier waveform (Sine, Saw, White, Pink); for Sine and Saw the Note and Octave knobs set the pitch and Unison stacks up to seven detuned voices for width. The two noise carriers (White, Pink) grey out Note, Octave, and Unison since they have no fundamental pitch. Vocoder Stereo uses the same algorithm but with independent analysis on left and right channels — preserves stereo width from the source sample at extra CPU cost.</w:t>
       </w:r>
     </w:p>
     <w:p>
@@ -1449,6 +1511,11 @@
     <w:p>
       <w:r>
         <w:t>Loading a single-rhythm .muRhyth file while playback is running stages the swap until the next loop boundary, so the change happens in time. The Settings overlay lets you choose between On Master Loop and On Rhythm Loop timing. A pending swap is shown by an orange SWP badge on the affected rhythm in the sidebar — click the badge to cancel.</w:t>
+      </w:r>
+    </w:p>
+    <w:p>
+      <w:r>
+        <w:t>FX tails survive the swap: when the new rhythm takes over, the old rhythm's sample continues playing through its amp envelope's release, and any filter resonance, comb feedback, or Karplus / vocoder feedback from its insert effect rings out naturally. The retired rhythm fades over its envelope's release time plus a short drain budget for feedback-based inserts (roughly two seconds), so transitions feel musical even when the old sample has a long tail or the insert effect was ringing at the moment of swap.</w:t>
       </w:r>
     </w:p>
     <w:p>
@@ -1813,7 +1880,7 @@
   <w:abstractNum w:abstractNumId="0" w15:restartNumberingAfterBreak="0">
     <w:nsid w:val="FFFFFF89"/>
     <w:multiLevelType w:val="singleLevel"/>
-    <w:tmpl w:val="4976CAD2"/>
+    <w:tmpl w:val="ACEC8952"/>
     <w:lvl w:ilvl="0">
       <w:start w:val="1"/>
       <w:numFmt w:val="bullet"/>
@@ -1831,7 +1898,7 @@
       </w:rPr>
     </w:lvl>
   </w:abstractNum>
-  <w:num w:numId="1" w16cid:durableId="4870813">
+  <w:num w:numId="1" w16cid:durableId="2089693065">
     <w:abstractNumId w:val="0"/>
   </w:num>
 </w:numbering>
@@ -2245,7 +2312,7 @@
     <w:link w:val="Heading1Char"/>
     <w:uiPriority w:val="9"/>
     <w:qFormat/>
-    <w:rsid w:val="00681251"/>
+    <w:rsid w:val="00446340"/>
     <w:pPr>
       <w:keepNext/>
       <w:keepLines/>
@@ -2267,7 +2334,7 @@
     <w:uiPriority w:val="9"/>
     <w:unhideWhenUsed/>
     <w:qFormat/>
-    <w:rsid w:val="00681251"/>
+    <w:rsid w:val="00446340"/>
     <w:pPr>
       <w:keepNext/>
       <w:keepLines/>
@@ -2287,10 +2354,9 @@
     <w:next w:val="Normal"/>
     <w:link w:val="Heading3Char"/>
     <w:uiPriority w:val="9"/>
-    <w:semiHidden/>
     <w:unhideWhenUsed/>
     <w:qFormat/>
-    <w:rsid w:val="00681251"/>
+    <w:rsid w:val="00446340"/>
     <w:pPr>
       <w:keepNext/>
       <w:keepLines/>
@@ -2313,7 +2379,7 @@
     <w:semiHidden/>
     <w:unhideWhenUsed/>
     <w:qFormat/>
-    <w:rsid w:val="00681251"/>
+    <w:rsid w:val="00446340"/>
     <w:pPr>
       <w:keepNext/>
       <w:keepLines/>
@@ -2336,7 +2402,7 @@
     <w:semiHidden/>
     <w:unhideWhenUsed/>
     <w:qFormat/>
-    <w:rsid w:val="00681251"/>
+    <w:rsid w:val="00446340"/>
     <w:pPr>
       <w:keepNext/>
       <w:keepLines/>
@@ -2357,7 +2423,7 @@
     <w:semiHidden/>
     <w:unhideWhenUsed/>
     <w:qFormat/>
-    <w:rsid w:val="00681251"/>
+    <w:rsid w:val="00446340"/>
     <w:pPr>
       <w:keepNext/>
       <w:keepLines/>
@@ -2380,7 +2446,7 @@
     <w:semiHidden/>
     <w:unhideWhenUsed/>
     <w:qFormat/>
-    <w:rsid w:val="00681251"/>
+    <w:rsid w:val="00446340"/>
     <w:pPr>
       <w:keepNext/>
       <w:keepLines/>
@@ -2401,7 +2467,7 @@
     <w:semiHidden/>
     <w:unhideWhenUsed/>
     <w:qFormat/>
-    <w:rsid w:val="00681251"/>
+    <w:rsid w:val="00446340"/>
     <w:pPr>
       <w:keepNext/>
       <w:keepLines/>
@@ -2424,7 +2490,7 @@
     <w:semiHidden/>
     <w:unhideWhenUsed/>
     <w:qFormat/>
-    <w:rsid w:val="00681251"/>
+    <w:rsid w:val="00446340"/>
     <w:pPr>
       <w:keepNext/>
       <w:keepLines/>
@@ -2468,7 +2534,7 @@
     <w:basedOn w:val="DefaultParagraphFont"/>
     <w:link w:val="Heading1"/>
     <w:uiPriority w:val="9"/>
-    <w:rsid w:val="00681251"/>
+    <w:rsid w:val="00446340"/>
     <w:rPr>
       <w:rFonts w:asciiTheme="majorHAnsi" w:eastAsiaTheme="majorEastAsia" w:hAnsiTheme="majorHAnsi" w:cstheme="majorBidi"/>
       <w:color w:val="0F4761" w:themeColor="accent1" w:themeShade="BF"/>
@@ -2481,7 +2547,7 @@
     <w:basedOn w:val="DefaultParagraphFont"/>
     <w:link w:val="Heading2"/>
     <w:uiPriority w:val="9"/>
-    <w:rsid w:val="00681251"/>
+    <w:rsid w:val="00446340"/>
     <w:rPr>
       <w:rFonts w:asciiTheme="majorHAnsi" w:eastAsiaTheme="majorEastAsia" w:hAnsiTheme="majorHAnsi" w:cstheme="majorBidi"/>
       <w:color w:val="0F4761" w:themeColor="accent1" w:themeShade="BF"/>
@@ -2494,8 +2560,7 @@
     <w:basedOn w:val="DefaultParagraphFont"/>
     <w:link w:val="Heading3"/>
     <w:uiPriority w:val="9"/>
-    <w:semiHidden/>
-    <w:rsid w:val="00681251"/>
+    <w:rsid w:val="00446340"/>
     <w:rPr>
       <w:rFonts w:eastAsiaTheme="majorEastAsia" w:cstheme="majorBidi"/>
       <w:color w:val="0F4761" w:themeColor="accent1" w:themeShade="BF"/>
@@ -2509,7 +2574,7 @@
     <w:link w:val="Heading4"/>
     <w:uiPriority w:val="9"/>
     <w:semiHidden/>
-    <w:rsid w:val="00681251"/>
+    <w:rsid w:val="00446340"/>
     <w:rPr>
       <w:rFonts w:eastAsiaTheme="majorEastAsia" w:cstheme="majorBidi"/>
       <w:i/>
@@ -2523,7 +2588,7 @@
     <w:link w:val="Heading5"/>
     <w:uiPriority w:val="9"/>
     <w:semiHidden/>
-    <w:rsid w:val="00681251"/>
+    <w:rsid w:val="00446340"/>
     <w:rPr>
       <w:rFonts w:eastAsiaTheme="majorEastAsia" w:cstheme="majorBidi"/>
       <w:color w:val="0F4761" w:themeColor="accent1" w:themeShade="BF"/>
@@ -2535,7 +2600,7 @@
     <w:link w:val="Heading6"/>
     <w:uiPriority w:val="9"/>
     <w:semiHidden/>
-    <w:rsid w:val="00681251"/>
+    <w:rsid w:val="00446340"/>
     <w:rPr>
       <w:rFonts w:eastAsiaTheme="majorEastAsia" w:cstheme="majorBidi"/>
       <w:i/>
@@ -2549,7 +2614,7 @@
     <w:link w:val="Heading7"/>
     <w:uiPriority w:val="9"/>
     <w:semiHidden/>
-    <w:rsid w:val="00681251"/>
+    <w:rsid w:val="00446340"/>
     <w:rPr>
       <w:rFonts w:eastAsiaTheme="majorEastAsia" w:cstheme="majorBidi"/>
       <w:color w:val="595959" w:themeColor="text1" w:themeTint="A6"/>
@@ -2561,7 +2626,7 @@
     <w:link w:val="Heading8"/>
     <w:uiPriority w:val="9"/>
     <w:semiHidden/>
-    <w:rsid w:val="00681251"/>
+    <w:rsid w:val="00446340"/>
     <w:rPr>
       <w:rFonts w:eastAsiaTheme="majorEastAsia" w:cstheme="majorBidi"/>
       <w:i/>
@@ -2575,7 +2640,7 @@
     <w:link w:val="Heading9"/>
     <w:uiPriority w:val="9"/>
     <w:semiHidden/>
-    <w:rsid w:val="00681251"/>
+    <w:rsid w:val="00446340"/>
     <w:rPr>
       <w:rFonts w:eastAsiaTheme="majorEastAsia" w:cstheme="majorBidi"/>
       <w:color w:val="272727" w:themeColor="text1" w:themeTint="D8"/>
@@ -2588,7 +2653,7 @@
     <w:link w:val="TitleChar"/>
     <w:uiPriority w:val="10"/>
     <w:qFormat/>
-    <w:rsid w:val="00681251"/>
+    <w:rsid w:val="00446340"/>
     <w:pPr>
       <w:spacing w:after="80" w:line="240" w:lineRule="auto"/>
       <w:contextualSpacing/>
@@ -2606,7 +2671,7 @@
     <w:basedOn w:val="DefaultParagraphFont"/>
     <w:link w:val="Title"/>
     <w:uiPriority w:val="10"/>
-    <w:rsid w:val="00681251"/>
+    <w:rsid w:val="00446340"/>
     <w:rPr>
       <w:rFonts w:asciiTheme="majorHAnsi" w:eastAsiaTheme="majorEastAsia" w:hAnsiTheme="majorHAnsi" w:cstheme="majorBidi"/>
       <w:spacing w:val="-10"/>
@@ -2622,7 +2687,7 @@
     <w:link w:val="SubtitleChar"/>
     <w:uiPriority w:val="11"/>
     <w:qFormat/>
-    <w:rsid w:val="00681251"/>
+    <w:rsid w:val="00446340"/>
     <w:pPr>
       <w:numPr>
         <w:ilvl w:val="1"/>
@@ -2641,7 +2706,7 @@
     <w:basedOn w:val="DefaultParagraphFont"/>
     <w:link w:val="Subtitle"/>
     <w:uiPriority w:val="11"/>
-    <w:rsid w:val="00681251"/>
+    <w:rsid w:val="00446340"/>
     <w:rPr>
       <w:rFonts w:eastAsiaTheme="majorEastAsia" w:cstheme="majorBidi"/>
       <w:color w:val="595959" w:themeColor="text1" w:themeTint="A6"/>
@@ -2657,7 +2722,7 @@
     <w:link w:val="QuoteChar"/>
     <w:uiPriority w:val="29"/>
     <w:qFormat/>
-    <w:rsid w:val="00681251"/>
+    <w:rsid w:val="00446340"/>
     <w:pPr>
       <w:spacing w:before="160"/>
       <w:jc w:val="center"/>
@@ -2673,7 +2738,7 @@
     <w:basedOn w:val="DefaultParagraphFont"/>
     <w:link w:val="Quote"/>
     <w:uiPriority w:val="29"/>
-    <w:rsid w:val="00681251"/>
+    <w:rsid w:val="00446340"/>
     <w:rPr>
       <w:i/>
       <w:iCs/>
@@ -2685,7 +2750,7 @@
     <w:basedOn w:val="Normal"/>
     <w:uiPriority w:val="34"/>
     <w:qFormat/>
-    <w:rsid w:val="00681251"/>
+    <w:rsid w:val="00446340"/>
     <w:pPr>
       <w:ind w:left="720"/>
       <w:contextualSpacing/>
@@ -2696,7 +2761,7 @@
     <w:basedOn w:val="DefaultParagraphFont"/>
     <w:uiPriority w:val="21"/>
     <w:qFormat/>
-    <w:rsid w:val="00681251"/>
+    <w:rsid w:val="00446340"/>
     <w:rPr>
       <w:i/>
       <w:iCs/>
@@ -2710,7 +2775,7 @@
     <w:link w:val="IntenseQuoteChar"/>
     <w:uiPriority w:val="30"/>
     <w:qFormat/>
-    <w:rsid w:val="00681251"/>
+    <w:rsid w:val="00446340"/>
     <w:pPr>
       <w:pBdr>
         <w:top w:val="single" w:sz="4" w:space="10" w:color="0F4761" w:themeColor="accent1" w:themeShade="BF"/>
@@ -2731,7 +2796,7 @@
     <w:basedOn w:val="DefaultParagraphFont"/>
     <w:link w:val="IntenseQuote"/>
     <w:uiPriority w:val="30"/>
-    <w:rsid w:val="00681251"/>
+    <w:rsid w:val="00446340"/>
     <w:rPr>
       <w:i/>
       <w:iCs/>
@@ -2743,7 +2808,7 @@
     <w:basedOn w:val="DefaultParagraphFont"/>
     <w:uiPriority w:val="32"/>
     <w:qFormat/>
-    <w:rsid w:val="00681251"/>
+    <w:rsid w:val="00446340"/>
     <w:rPr>
       <w:b/>
       <w:bCs/>
@@ -2757,7 +2822,7 @@
     <w:basedOn w:val="Normal"/>
     <w:uiPriority w:val="99"/>
     <w:unhideWhenUsed/>
-    <w:rsid w:val="00681251"/>
+    <w:rsid w:val="00446340"/>
     <w:pPr>
       <w:numPr>
         <w:numId w:val="1"/>
